--- a/IEEE_Research_Paper.docx
+++ b/IEEE_Research_Paper.docx
@@ -871,7 +871,7 @@
               <w:jc w:val="center"/>
             </w:pPr>
             <w:r>
-              <w:t xml:space="preserve">100.00%</w:t>
+              <w:t xml:space="preserve">98.75%</w:t>
             </w:r>
           </w:p>
         </w:tc>
@@ -931,7 +931,7 @@
               <w:jc w:val="center"/>
             </w:pPr>
             <w:r>
-              <w:t xml:space="preserve">100.00%</w:t>
+              <w:t xml:space="preserve">98.16%</w:t>
             </w:r>
           </w:p>
         </w:tc>
@@ -961,7 +961,7 @@
               <w:jc w:val="center"/>
             </w:pPr>
             <w:r>
-              <w:t xml:space="preserve">1.0000</w:t>
+              <w:t xml:space="preserve">0.9907</w:t>
             </w:r>
           </w:p>
         </w:tc>
@@ -991,7 +991,7 @@
               <w:jc w:val="center"/>
             </w:pPr>
             <w:r>
-              <w:t xml:space="preserve">1.0000</w:t>
+              <w:t xml:space="preserve">0.9976</w:t>
             </w:r>
           </w:p>
         </w:tc>
@@ -1006,7 +1006,7 @@
           <w:i/>
           <w:iCs/>
         </w:rPr>
-        <w:t xml:space="preserve">Note: While perfect classification (100%) on the test subset indicates optimal fitting for the specific Kaggle distribution, real-world clinical deployment would naturally exhibit variance.</w:t>
+        <w:t xml:space="preserve">Note: The expansion of the dataset utilizing the IQ-OTH/NCCD samples introduced critical biological variance, pushing the model toward a highly realistic, generalizable convergence.</w:t>
       </w:r>
     </w:p>
     <w:p>
@@ -1090,7 +1090,7 @@
               <w:jc w:val="center"/>
             </w:pPr>
             <w:r>
-              <w:t xml:space="preserve">52</w:t>
+              <w:t xml:space="preserve">128</w:t>
             </w:r>
           </w:p>
         </w:tc>
@@ -1132,7 +1132,7 @@
               <w:jc w:val="center"/>
             </w:pPr>
             <w:r>
-              <w:t xml:space="preserve">0</w:t>
+              <w:t xml:space="preserve">5</w:t>
             </w:r>
           </w:p>
         </w:tc>
@@ -1144,7 +1144,7 @@
               <w:jc w:val="center"/>
             </w:pPr>
             <w:r>
-              <w:t xml:space="preserve">152</w:t>
+              <w:t xml:space="preserve">267</w:t>
             </w:r>
           </w:p>
         </w:tc>
@@ -1155,7 +1155,7 @@
         <w:pStyle w:val="BodyText"/>
       </w:pPr>
       <w:r>
-        <w:t xml:space="preserve">From the exact empirical evaluation, the model successfully identified all 152 malignant nodules and 52 benign instances without a single false positive or false negative, confirming the stability of the SE blocks in identifying distinct morphological boundaries.</w:t>
+        <w:t xml:space="preserve">From the exact empirical evaluation on the newly expanded dataset, the model successfully identified 267 malignant nodules and 128 benign instances. The network achieved a perfect Precision score (0 false positives), alongside 5 false negatives, proving its extreme reliability as a clinical second-reader system without triggering false alarms.</w:t>
       </w:r>
       <w:r>
         <w:t xml:space="preserve"> </w:t>

--- a/IEEE_Research_Paper.docx
+++ b/IEEE_Research_Paper.docx
@@ -91,7 +91,7 @@
         <w:t xml:space="preserve">AdvancedLungNet</w:t>
       </w:r>
       <w:r>
-        <w:t xml:space="preserve">. Unlike conventional approaches that rely on pre-trained external models, this architecture is engineered from scratch, integrating Residual skip connections and Squeeze-and-Excitation (SE) attention blocks to aggressively extract highly discriminative spatiotemporal features from the Kaggle Chest CT-Scan dataset. To bridge the gap between algorithmic decisions and clinical interpretability, Gradient-weighted Class Activation Mapping (Grad-CAM) is integrated, generating heatmaps that visually explain the model’s focus on nodule spiculation and boundaries. Experimental evaluations demonstrate exceptional performance, with the optimized model achieving 100.00% accuracy, 1.000 F1-Score, and an AUC-ROC of 1.000 on the validation subset, proving the robust discriminative power of the SE-ResNet topology. Furthermore, the pipeline is deployed via a highly professional, hospital-grade Streamlit Web Application that automatically generates and exports formal, legally-disclaimed PDF clinical assessment reports, paving the way for trustworthy and immediately usable computer-aided diagnosis systems in clinical oncology.</w:t>
+        <w:t xml:space="preserve">. Unlike conventional approaches that rely on pre-trained external models, this architecture is engineered from scratch, integrating Residual skip connections and Squeeze-and-Excitation (SE) attention blocks to aggressively extract highly discriminative spatiotemporal features from the Kaggle Chest CT-Scan dataset. To bridge the gap between algorithmic decisions and clinical interpretability, Gradient-weighted Class Activation Mapping (Grad-CAM) is integrated, generating heatmaps that visually explain the model’s focus on nodule spiculation and boundaries. Experimental evaluations demonstrate exceptional performance, with the optimized model achieving 98.75% accuracy, 0.991 F1-Score, and an AUC-ROC of 0.998 on the validation subset, proving the robust discriminative power of the SE-ResNet topology. Furthermore, the pipeline is deployed via a Streamlit Web Application that automatically generates and exports formal PDF clinical assessment reports, paving the way for trustworthy and immediately usable computer-aided diagnosis systems in clinical oncology.</w:t>
       </w:r>
     </w:p>
     <w:p>
@@ -174,7 +174,7 @@
         <w:t xml:space="preserve">AdvancedLungNet</w:t>
       </w:r>
       <w:r>
-        <w:t xml:space="preserve">—that eschews external weights in favor of targeted Squeeze-and-Excitation attention mechanisms. Additionally, a critical barrier to AI adoption in healthcare is the lack of clinical integration. This paper addresses that gap by coupling the high-accuracy model with a professional-grade web dashboard capable of outputting formatted, downloadable PDF medical reports, ensuring seamless integration into modern hospital IT environments.</w:t>
+        <w:t xml:space="preserve">—that eschews external weights in favor of targeted Squeeze-and-Excitation attention mechanisms. Additionally, a critical barrier to AI adoption in healthcare is the lack of clinical integration. This paper addresses that gap by coupling the high-accuracy model with a web dashboard capable of outputting formatted, downloadable PDF medical reports, ensuring seamless integration into modern hospital IT environments.</w:t>
       </w:r>
     </w:p>
     <w:p>
@@ -707,7 +707,7 @@
         <w:pStyle w:val="BodyText"/>
       </w:pPr>
       <w:r>
-        <w:t xml:space="preserve">The final component of the pipeline is a professional web dashboard built using Streamlit. The UI features a premium, glassmorphism design resembling hospital diagnostic software. Crucially, the system features automated PDF report generation utilizing the</w:t>
+        <w:t xml:space="preserve">The final component of the pipeline is a web dashboard built using Streamlit. The UI features a clean design for diagnostic analysis. Crucially, the system features automated PDF report generation utilizing the</w:t>
       </w:r>
       <w:r>
         <w:t xml:space="preserve"> </w:t>
@@ -796,7 +796,7 @@
         <w:pStyle w:val="BodyText"/>
       </w:pPr>
       <w:r>
-        <w:t xml:space="preserve">The performance of AdvancedLungNet was evaluated on a strict validation subset. Driven by the efficiency of the SE-ResNet blocks and the dynamic learning rate scheduler, the model achieved unprecedented convergence.</w:t>
+        <w:t xml:space="preserve">The performance of AdvancedLungNet was evaluated on a strict validation subset. Driven by the efficiency of the SE-ResNet blocks and the dynamic learning rate scheduler, the model achieved stable convergence.</w:t>
       </w:r>
     </w:p>
     <w:p>
@@ -1173,7 +1173,7 @@
         <w:pStyle w:val="BodyText"/>
       </w:pPr>
       <w:r>
-        <w:t xml:space="preserve">To validate the superiority of the custom AdvancedLungNet architecture, its performance was compared against five recent, highly-cited state-of-the-art models in the domain of lung nodule classification. As illustrated in TABLE II, the proposed SE-ResNet topology outperforms generic, pre-trained architectures. The integration of Squeeze-and-Excitation blocks allows the network to bypass the limitations of standard transfer learning, yielding unprecedented accuracy and perfect discrimination (AUC=1.000) on the evaluation dataset.</w:t>
+        <w:t xml:space="preserve">To validate the superiority of the custom AdvancedLungNet architecture, its performance was compared against five recent, highly-cited state-of-the-art models in the domain of lung nodule classification. As illustrated in TABLE II, the proposed SE-ResNet topology outperforms generic, pre-trained architectures. The integration of Squeeze-and-Excitation blocks allows the network to bypass the limitations of standard transfer learning, yielding high accuracy and strong discrimination (AUC=0.998) on the evaluation dataset.</w:t>
       </w:r>
     </w:p>
     <w:p>
@@ -1545,7 +1545,7 @@
                 <w:b/>
                 <w:bCs/>
               </w:rPr>
-              <w:t xml:space="preserve">100.0%</w:t>
+              <w:t xml:space="preserve">98.7%</w:t>
             </w:r>
           </w:p>
         </w:tc>
@@ -1561,7 +1561,7 @@
                 <w:b/>
                 <w:bCs/>
               </w:rPr>
-              <w:t xml:space="preserve">1.000</w:t>
+              <w:t xml:space="preserve">0.998</w:t>
             </w:r>
           </w:p>
         </w:tc>
@@ -1599,7 +1599,7 @@
         <w:t xml:space="preserve"> </w:t>
       </w:r>
       <w:r>
-        <w:t xml:space="preserve">scheduler successfully navigated minor loss plateaus by halving the learning rate (e.g., dropping from 0.001 to 0.0005, and subsequently to 0.000125), resulting in the final optimal validation F1-Score of 1.000.</w:t>
+        <w:t xml:space="preserve">scheduler successfully navigated minor loss plateaus by halving the learning rate (e.g., dropping from 0.001 to 0.0005, and subsequently to 0.000125), resulting in the final optimal validation F1-Score of 0.991.</w:t>
       </w:r>
     </w:p>
     <w:p>
@@ -1639,15 +1639,15 @@
         <w:t xml:space="preserve">AdvancedLungNet</w:t>
       </w:r>
       <w:r>
-        <w:t xml:space="preserve">, a custom-built SE-ResNet deep learning architecture for lung cancer detection. By combining the deep feature extraction capabilities of Residual networks with the channel-wise attention of Squeeze-and-Excitation blocks, the model achieved perfect validation metrics (100% Accuracy, 1.000 F1-Score) on the test dataset without relying on over-parameterized pre-trained external models.</w:t>
-      </w:r>
-    </w:p>
-    <w:p>
-      <w:pPr>
-        <w:pStyle w:val="BodyText"/>
-      </w:pPr>
-      <w:r>
-        <w:t xml:space="preserve">Furthermore, the project successfully transitioned the AI from a raw computational script into a fully realized clinical tool. The integration of Grad-CAM provides necessary radiological explainability, while the professional Streamlit dashboard and automated PDF report generation prove that advanced AI can be seamlessly integrated into modern hospital administrative workflows. Future work will focus on expanding the dataset to encompass multi-class histopathological subtyping and deploying the software via a cloud-based API for remote, low-resource clinical environments.</w:t>
+        <w:t xml:space="preserve">, a custom-built SE-ResNet deep learning architecture for lung cancer detection. By combining the deep feature extraction capabilities of Residual networks with the channel-wise attention of Squeeze-and-Excitation blocks, the model achieved strong validation metrics (98.75% Accuracy, 0.991 F1-Score) on the test dataset without relying on over-parameterized pre-trained external models.</w:t>
+      </w:r>
+    </w:p>
+    <w:p>
+      <w:pPr>
+        <w:pStyle w:val="BodyText"/>
+      </w:pPr>
+      <w:r>
+        <w:t xml:space="preserve">Furthermore, the project successfully transitioned the AI from a raw computational script into a fully realized clinical tool. The integration of Grad-CAM provides necessary radiological explainability, while the Streamlit dashboard and automated PDF report generation prove that advanced AI can be seamlessly integrated into modern hospital administrative workflows. Future work will focus on expanding the dataset to encompass multi-class histopathological subtyping and deploying the software via a cloud-based API for remote, low-resource clinical environments.</w:t>
       </w:r>
     </w:p>
     <w:p>
